--- a/por/docx/15.content.docx
+++ b/por/docx/15.content.docx
@@ -214,7 +214,7 @@
         <w:rPr>
           <w:lang w:val="pt_PT" w:bidi="pt_PT"/>
         </w:rPr>
-        <w:t xml:space="preserve"> No primeiro ano do reinado de Ciro, rei da Pérsia, para que se cumprisse a palavra do SENHOR pela boca de Jeremias, o SENHOR despertou o espírito de Ciro, rei da Pérsia, e ele fez proclamar em todo o seu reino — também por escrito — o seguinte:</w:t>
+        <w:t xml:space="preserve"> No primeiro ano do reinado de Ciro, rei da Pérsia, para que se cumprisse o que o SENHOR tinha dito por meio do profeta Jeremias, o SENHOR fez Ciro agir. Então Ciro mandou anunciar em todo o seu reino, também por escrito, o seguinte:</w:t>
       </w:r>
     </w:p>
     <w:p>
@@ -235,7 +235,7 @@
         <w:rPr>
           <w:lang w:val="pt_PT" w:bidi="pt_PT"/>
         </w:rPr>
-        <w:t xml:space="preserve"> “Ciro, rei da Pérsia, declara: O SENHOR, o Deus dos céus, me deu todos os reinos da terra e me encarregou de edificar uma casa para ele em Jerusalém, que fica em Judá.</w:t>
+        <w:t xml:space="preserve"> "Ciro, rei da Pérsia, declara: O SENHOR, o Deus dos céus, me deu todos os reinos da terra e me encarregou de construir um templo para ele em Jerusalém, em Judá.</w:t>
       </w:r>
     </w:p>
     <w:p>
@@ -256,7 +256,7 @@
         <w:rPr>
           <w:lang w:val="pt_PT" w:bidi="pt_PT"/>
         </w:rPr>
-        <w:t xml:space="preserve"> Quem dentre vocês pertence ao seu povo? Que o seu Deus esteja com ele e que suba a Jerusalém, em Judá, e edifique o templo do SENHOR, o Deus de Israel — ele é o Deus que está em Jerusalém.</w:t>
+        <w:t xml:space="preserve"> Quem entre vocês é do seu povo? Que o seu Deus esteja com ele, e que ele suba a Jerusalém, em Judá, para construir o templo do SENHOR, o Deus de Israel. Ele é o Deus que tem o seu templo em Jerusalém.</w:t>
       </w:r>
     </w:p>
     <w:p>
@@ -277,7 +277,7 @@
         <w:rPr>
           <w:lang w:val="pt_PT" w:bidi="pt_PT"/>
         </w:rPr>
-        <w:t xml:space="preserve"> Todo aquele que restar, em qualquer lugar onde estiver vivendo, seja ajudado pelos homens do seu lugar com prata, ouro, bens, rebanhos e ofertas voluntárias para o templo de Deus que está em Jerusalém".</w:t>
+        <w:t xml:space="preserve"> Todos os que restarem, seja onde for o lugar em que habitam, devem ser ajudados pelos seus vizinhos com prata, ouro, bens, animais e ofertas voluntárias para o templo de Deus em Jerusalém”.</w:t>
       </w:r>
     </w:p>
     <w:p>
@@ -298,7 +298,7 @@
         <w:rPr>
           <w:lang w:val="pt_PT" w:bidi="pt_PT"/>
         </w:rPr>
-        <w:t xml:space="preserve"> Então os chefes das famílias de Judá e de Benjamim, bem como os sacerdotes e os levitas, todos cujo espírito Deus moveu, se levantaram para subir e reedificar o templo do SENHOR em Jerusalém.</w:t>
+        <w:t xml:space="preserve"> Então os chefes das famílias de Judá e Benjamim, os sacerdotes e os levitas — todos aqueles que Deus despertou — se prepararam para ir a Jerusalém e reconstruir o templo do SENHOR.</w:t>
       </w:r>
     </w:p>
     <w:p>
@@ -319,7 +319,7 @@
         <w:rPr>
           <w:lang w:val="pt_PT" w:bidi="pt_PT"/>
         </w:rPr>
-        <w:t xml:space="preserve"> Todos os que estavam ao redor os ajudaram com utensílios de prata e ouro, com bens, animais e objetos preciosos, além de tudo o que foi oferecido voluntariamente.</w:t>
+        <w:t xml:space="preserve"> Todos os que viviam ao redor os ajudaram com utensílios de prata e ouro, bens, animais e objetos valiosos, além de tudo o que foi dado voluntariamente.</w:t>
       </w:r>
     </w:p>
     <w:p>
@@ -340,7 +340,7 @@
         <w:rPr>
           <w:lang w:val="pt_PT" w:bidi="pt_PT"/>
         </w:rPr>
-        <w:t xml:space="preserve"> O rei Ciro também mandou retirar os utensílios do templo do SENHOR que Nabucodonosor havia levado de Jerusalém e colocado no templo de seus deuses.</w:t>
+        <w:t xml:space="preserve"> O rei Ciro também mandou devolver os utensílios do templo do SENHOR que Nabucodonosor havia levado de Jerusalém e colocado no templo de seus deuses.</w:t>
       </w:r>
     </w:p>
     <w:p>
@@ -361,7 +361,7 @@
         <w:rPr>
           <w:lang w:val="pt_PT" w:bidi="pt_PT"/>
         </w:rPr>
-        <w:t xml:space="preserve"> Ciro, rei da Pérsia, ordenou que fossem entregues por meio de Mitredate, o tesoureiro, que os contou e os confiou a Sesbazar, governador de Judá.</w:t>
+        <w:t xml:space="preserve"> Ciro, rei da Pérsia, ordenou que os utensílios fossem entregues a Mitredate, o tesoureiro, que os contou e os entregou a Sesbazar, governador de Judá.</w:t>
       </w:r>
     </w:p>
     <w:p>
@@ -382,7 +382,7 @@
         <w:rPr>
           <w:lang w:val="pt_PT" w:bidi="pt_PT"/>
         </w:rPr>
-        <w:t xml:space="preserve"> Este foi o número dos objetos: trinta bacias de ouro, mil bacias de prata, vinte e nove utensílios1 de prata,</w:t>
+        <w:t xml:space="preserve"> Este foi o número dos objetos: trinta bacias de ouro, mil bacias de prata, vinte e nove pequenos utensílios de prata,</w:t>
       </w:r>
     </w:p>
     <w:p>
@@ -424,7 +424,7 @@
         <w:rPr>
           <w:lang w:val="pt_PT" w:bidi="pt_PT"/>
         </w:rPr>
-        <w:t xml:space="preserve"> O total de utensílios de ouro e de prata foi de cinco mil e quatrocentos. Sesbazar levou todos esses utensílios quando os exilados subiram da Babilônia para Jerusalém.</w:t>
+        <w:t xml:space="preserve"> O total de utensílios de ouro e de prata foi de cinco mil e quatrocentos. Sesbazar levou todos esses utensílios quando os exilados saíram da Babilônia e foram para Jerusalém.</w:t>
       </w:r>
     </w:p>
     <w:p>
@@ -461,7 +461,7 @@
         <w:rPr>
           <w:lang w:val="pt_PT" w:bidi="pt_PT"/>
         </w:rPr>
-        <w:t xml:space="preserve"> Estes são os filhos da província que retornaram do exílio, para onde haviam sido levados como prisioneiros por Nabucodonosor, rei da Babilônia. Eles regressaram a Jerusalém e a Judá, cada um para a sua cidade.</w:t>
+        <w:t xml:space="preserve"> Estes são os habitantes da província que voltaram do exílio. Eles tinham sido levados como prisioneiros para a Babilônia por Nabucodonosor, rei da Babilônia. Ao retornarem, cada um voltou para sua cidade em Jerusalém e Judá.</w:t>
       </w:r>
     </w:p>
     <w:p>
@@ -482,7 +482,7 @@
         <w:rPr>
           <w:lang w:val="pt_PT" w:bidi="pt_PT"/>
         </w:rPr>
-        <w:t xml:space="preserve"> Vieram com Zorobabel, Jesua, Neemias, Seraías, Reelaías, Mardoqueu, Bilsã, Mispar, Bigvai, Reum e Baaná. Este é o número dos homens do povo de Israel:</w:t>
+        <w:t xml:space="preserve"> Eles vieram com Zorobabel, Jesua, Neemias, Seraías, Reelaías, Mardoqueu, Bilsã, Mispar, Bigvai, Reum e Baaná. Este é o número dos israelitas que voltaram:</w:t>
       </w:r>
     </w:p>
     <w:p>
@@ -881,7 +881,7 @@
         <w:rPr>
           <w:lang w:val="pt_PT" w:bidi="pt_PT"/>
         </w:rPr>
-        <w:t xml:space="preserve"> Os naturais de Belém: 123;</w:t>
+        <w:t xml:space="preserve"> Os moradores de Belém: 123;</w:t>
       </w:r>
     </w:p>
     <w:p>
@@ -1280,7 +1280,7 @@
         <w:rPr>
           <w:lang w:val="pt_PT" w:bidi="pt_PT"/>
         </w:rPr>
-        <w:t xml:space="preserve"> Os levitas: descendentes de Jesua e Cadmiel, dos filhos de Hodavias: 74.</w:t>
+        <w:t xml:space="preserve"> Os levitas: descendentes de Jesua e Cadmiel, da família de Hodavias: 74.</w:t>
       </w:r>
     </w:p>
     <w:p>
@@ -1679,7 +1679,7 @@
         <w:rPr>
           <w:lang w:val="pt_PT" w:bidi="pt_PT"/>
         </w:rPr>
-        <w:t xml:space="preserve"> Também retornaram de Tel-Melá, Tel-Harsa, Querube, Adã e Imer alguns que não puderam comprovar sua genealogia israelita:</w:t>
+        <w:t xml:space="preserve"> Também voltaram de Tel-Melá, Tel-Harsa, Querube, Adã e Imer algumas pessoas que não puderam provar que eram descendentes de israelitas:</w:t>
       </w:r>
     </w:p>
     <w:p>
@@ -1721,7 +1721,7 @@
         <w:rPr>
           <w:lang w:val="pt_PT" w:bidi="pt_PT"/>
         </w:rPr>
-        <w:t xml:space="preserve"> Entre os sacerdotes: os descendentes de Habaías, Hacoz e Barzilai (este havia tomado esposa da família de Barzilai, de Gileade, adotando o nome do sogro).</w:t>
+        <w:t xml:space="preserve"> Entre os sacerdotes estavam os descendentes de Habaías, Hacoz e Barzilai. Este Barzilai havia se casado com uma mulher da família de Barzilai, de Gileade, e passou a usar o nome dessa família.</w:t>
       </w:r>
     </w:p>
     <w:p>
@@ -1742,7 +1742,7 @@
         <w:rPr>
           <w:lang w:val="pt_PT" w:bidi="pt_PT"/>
         </w:rPr>
-        <w:t xml:space="preserve"> Como não encontraram seus registros genealógicos, foram excluídos do sacerdócio, por serem considerados impuros.</w:t>
+        <w:t xml:space="preserve"> Como não encontraram seus registros de família, foram excluídos do sacerdócio, pois foram considerados impuros.</w:t>
       </w:r>
     </w:p>
     <w:p>
@@ -1868,7 +1868,7 @@
         <w:rPr>
           <w:lang w:val="pt_PT" w:bidi="pt_PT"/>
         </w:rPr>
-        <w:t xml:space="preserve"> Ao chegarem ao local do templo do SENHOR, em Jerusalém, alguns chefes das famílias apresentaram contribuições espontâneas para restaurar o templo em seu antigo fundamento.</w:t>
+        <w:t xml:space="preserve"> Quando chegaram ao lugar onde ficava o templo do SENHOR, em Jerusalém, alguns chefes das famílias fizeram ofertas voluntárias para reconstruir o templo sobre seu antigo alicerce.</w:t>
       </w:r>
     </w:p>
     <w:p>
@@ -1889,7 +1889,7 @@
         <w:rPr>
           <w:lang w:val="pt_PT" w:bidi="pt_PT"/>
         </w:rPr>
-        <w:t xml:space="preserve"> Segundo suas posses, entregaram ao tesouro da obra cerca de quinhentos quilos de ouro, três mil quilos de prata e cem vestes sacerdotais.</w:t>
+        <w:t xml:space="preserve"> De acordo com seus recursos, eles entregaram ao tesouro da obra quinhentos quilos de ouro, três mil quilos de prata e cem roupas sacerdotais.</w:t>
       </w:r>
     </w:p>
     <w:p>
@@ -1910,7 +1910,7 @@
         <w:rPr>
           <w:lang w:val="pt_PT" w:bidi="pt_PT"/>
         </w:rPr>
-        <w:t xml:space="preserve"> Assim os sacerdotes, os levitas, alguns do povo, os cantores, os porteiros e os servidores do templo habitaram em suas cidades, e todo o Israel em suas cidades.</w:t>
+        <w:t xml:space="preserve"> Então os sacerdotes, os levitas, alguns do povo, os cantores, os porteiros e os servidores do templo passaram a morar em suas cidades. Assim, todo o Israel viveu em suas próprias cidades.</w:t>
       </w:r>
     </w:p>
     <w:p>
@@ -1947,7 +1947,7 @@
         <w:rPr>
           <w:lang w:val="pt_PT" w:bidi="pt_PT"/>
         </w:rPr>
-        <w:t xml:space="preserve"> Quando chegou o sétimo mês, estando os filhos de Israel já em suas cidades, o povo se reuniu como um só homem em Jerusalém.</w:t>
+        <w:t xml:space="preserve"> Quando chegou o sétimo mês, os filhos de Israel já estavam em suas cidades. Então o povo se reuniu como se fosse uma só pessoa em Jerusalém.</w:t>
       </w:r>
     </w:p>
     <w:p>
@@ -1968,7 +1968,7 @@
         <w:rPr>
           <w:lang w:val="pt_PT" w:bidi="pt_PT"/>
         </w:rPr>
-        <w:t xml:space="preserve"> Então Jesua, filho de Jozadaque, junto com seus irmãos, os sacerdotes, e Zorobabel, filho de Sealtiel, com seus companheiros, ergueram o altar do Deus de Israel para oferecer sobre ele holocaustos, conforme prescreve a Lei de Moisés, homem de Deus.</w:t>
+        <w:t xml:space="preserve"> Então Jesua, filho de Jozadaque, junto com seus irmãos, os sacerdotes, e Zorobabel, filho de Sealtiel, com seus companheiros, ergueram o altar do Deus de Israel para oferecer sobre ele holocaustos, conforme a Lei de Moisés, homem de Deus.</w:t>
       </w:r>
     </w:p>
     <w:p>
@@ -1989,7 +1989,7 @@
         <w:rPr>
           <w:lang w:val="pt_PT" w:bidi="pt_PT"/>
         </w:rPr>
-        <w:t xml:space="preserve"> Firmaram o altar sobre o seu antigo fundamento, pois estavam com medo dos povos das terras; e ali ofereceram holocaustos ao SENHOR, holocaustos pela manhã e ao entardecer.</w:t>
+        <w:t xml:space="preserve"> Colocaram o altar sobre a sua antiga base, pois tinham medo dos povos da região; e ali ofereceram holocaustos ao SENHOR pela manhã e ao entardecer.</w:t>
       </w:r>
     </w:p>
     <w:p>
@@ -2010,7 +2010,7 @@
         <w:rPr>
           <w:lang w:val="pt_PT" w:bidi="pt_PT"/>
         </w:rPr>
-        <w:t xml:space="preserve"> Celebraram a Festa das Cabanas segundo a norma estabelecida, oferecendo os sacrifícios diários determinados para cada ocasião.</w:t>
+        <w:t xml:space="preserve"> Celebraram a Festa das Cabanas conforme a lei estabelecida, oferecendo os sacrifícios diários determinados para cada ocasião.</w:t>
       </w:r>
     </w:p>
     <w:p>
@@ -2031,7 +2031,7 @@
         <w:rPr>
           <w:lang w:val="pt_PT" w:bidi="pt_PT"/>
         </w:rPr>
-        <w:t xml:space="preserve"> Depois disso, mantiveram o holocausto contínuo, bem como as ofertas da lua nova, das solenidades fixas do SENHOR e as ofertas voluntárias trazidas pelo povo.</w:t>
+        <w:t xml:space="preserve"> Depois disso, continuaram a oferecer o holocausto diário, bem como as ofertas da lua nova, das solenidades fixas do SENHOR e as ofertas voluntárias trazidas pelo povo.</w:t>
       </w:r>
     </w:p>
     <w:p>
@@ -2052,7 +2052,7 @@
         <w:rPr>
           <w:lang w:val="pt_PT" w:bidi="pt_PT"/>
         </w:rPr>
-        <w:t xml:space="preserve"> Desde o primeiro dia do sétimo mês começaram a oferecer holocaustos ao SENHOR, embora o fundamento do templo do SENHOR ainda não tivesse sido lançado.</w:t>
+        <w:t xml:space="preserve"> Desde o primeiro dia do sétimo mês começaram a oferecer sacrifícios ao SENHOR, embora o fundamento do templo do SENHOR ainda não tivesse sido lançado.</w:t>
       </w:r>
     </w:p>
     <w:p>
@@ -2073,7 +2073,7 @@
         <w:rPr>
           <w:lang w:val="pt_PT" w:bidi="pt_PT"/>
         </w:rPr>
-        <w:t xml:space="preserve"> Destinaram recursos aos pedreiros e carpinteiros; e enviaram provisões — alimento, bebida e azeite — aos sidônios e tírios para que transportassem, pelo mar, madeira de cedro do Líbano até Jope, conforme a autorização concedida por Ciro, rei da Pérsia.</w:t>
+        <w:t xml:space="preserve"> Destinaram recursos aos pedreiros e carpinteiros; e enviaram provisões — alimento, bebida e azeite — aos sidônios e tírios para transportar pelo mar madeira de cedro do Líbano até Jope, conforme a autorização concedida por Ciro, rei da Pérsia.</w:t>
       </w:r>
     </w:p>
     <w:p>
@@ -2094,7 +2094,7 @@
         <w:rPr>
           <w:lang w:val="pt_PT" w:bidi="pt_PT"/>
         </w:rPr>
-        <w:t xml:space="preserve"> No segundo mês do segundo ano após sua chegada ao templo de Deus, em Jerusalém, Zorobabel, filho de Sealtiel, Jesua, filho de Jozadaque, e os demais — seus irmãos, os sacerdotes e os levitas, e todos os que tinham vindo do cativeiro para Jerusalém — começaram a obra e designaram levitas de vinte anos para cima para supervisionar o trabalho da casa do SENHOR.</w:t>
+        <w:t xml:space="preserve"> No segundo mês do segundo ano depois da chegada deles ao templo de Deus, em Jerusalém, Zorobabel, filho de Sealtiel, Jesua, filho de Jozadaque, e os demais — seus irmãos, os sacerdotes e os levitas, e todos os que tinham vindo do cativeiro para Jerusalém — começaram a obra e designaram levitas com vinte anos ou mais para supervisionar o trabalho do templo do SENHOR.</w:t>
       </w:r>
     </w:p>
     <w:p>
@@ -2136,7 +2136,7 @@
         <w:rPr>
           <w:lang w:val="pt_PT" w:bidi="pt_PT"/>
         </w:rPr>
-        <w:t xml:space="preserve"> Quando os construtores lançaram as bases do templo do SENHOR, os sacerdotes, com suas vestes e com trombetas, e os levitas, filhos de Asafe, com címbalos, se colocaram para louvar o SENHOR, segundo as instruções de Davi, rei de Israel.</w:t>
+        <w:t xml:space="preserve"> Quando os construtores lançaram os alicerces do templo do SENHOR, os sacerdotes, com suas vestes e com trombetas, e os levitas, filhos de Asafe, com címbalos, se posicionaram para louvar o SENHOR, segundo as instruções de Davi, rei de Israel.</w:t>
       </w:r>
     </w:p>
     <w:p>
@@ -2157,7 +2157,7 @@
         <w:rPr>
           <w:lang w:val="pt_PT" w:bidi="pt_PT"/>
         </w:rPr>
-        <w:t xml:space="preserve"> Cantavam alternadamente, exaltando e agradecendo ao SENHOR: "Ele é bom, porque a sua misericórdia dura para sempre sobre Israel". E todo o povo ergueu grande clamor ao SENHOR porque as bases do templo haviam sido estabelecidas.</w:t>
+        <w:t xml:space="preserve"> Cantavam alternadamente, louvando e agradecendo ao SENHOR: “Ele é bom, porque a sua misericórdia dura para sempre sobre Israel”. E todo o povo levantou grande clamor ao SENHOR, porque os fundamentos do templo haviam sido lançados.</w:t>
       </w:r>
     </w:p>
     <w:p>
@@ -2178,7 +2178,7 @@
         <w:rPr>
           <w:lang w:val="pt_PT" w:bidi="pt_PT"/>
         </w:rPr>
-        <w:t xml:space="preserve"> Contudo, muitos sacerdotes, levitas e chefes das famílias idosos — que haviam contemplado o templo anterior — choraram em alta voz ao verem o fundamento deste templo sendo lançado; outros, porém, celebravam com júbilo.</w:t>
+        <w:t xml:space="preserve"> Contudo, muitos sacerdotes, levitas e chefes das famílias mais velhos — que haviam contemplado o templo anterior — choraram em alta voz ao verem o fundamento deste templo sendo lançado. Outros, porém, celebravam com júbilo.</w:t>
       </w:r>
     </w:p>
     <w:p>
@@ -2199,7 +2199,7 @@
         <w:rPr>
           <w:lang w:val="pt_PT" w:bidi="pt_PT"/>
         </w:rPr>
-        <w:t xml:space="preserve"> O povo não podia distinguir o som do grito de alegria do som do choro do povo, pois o povo gritava com grande clamor, e o som se ouvia de longe.</w:t>
+        <w:t xml:space="preserve"> O povo não conseguia distinguir o som dos gritos de alegria do som do choro, pois todos clamavam com grande intensidade, e o som se ouvia de longe.</w:t>
       </w:r>
     </w:p>
     <w:p>
@@ -2236,7 +2236,7 @@
         <w:rPr>
           <w:lang w:val="pt_PT" w:bidi="pt_PT"/>
         </w:rPr>
-        <w:t xml:space="preserve"> Quando os adversários de Judá e de Benjamim souberam que os que haviam retornado do exílio estavam edificando um templo ao SENHOR, o Deus de Israel,</w:t>
+        <w:t xml:space="preserve"> Quando os inimigos de Judá e Benjamim souberam que os exilados que tinham voltado estavam construindo um templo ao SENHOR, o Deus de Israel,</w:t>
       </w:r>
     </w:p>
     <w:p>
@@ -2257,7 +2257,7 @@
         <w:rPr>
           <w:lang w:val="pt_PT" w:bidi="pt_PT"/>
         </w:rPr>
-        <w:t xml:space="preserve"> aproximaram-se de Zorobabel e dos chefes das famílias e disseram: "Permitam que participemos da construção, porque, como vocês, buscamos o seu Deus e a ele oferecemos sacrifícios desde os dias de Esar-Hadom, rei da Assíria, que nos trouxe para esta terra".</w:t>
+        <w:t xml:space="preserve"> aproximaram-se de Zorobabel e dos chefes das famílias e disseram: “Deixem que participemos da construção, porque nós também buscamos o seu Deus e oferecemos sacrifícios a ele desde os dias de Esar-Hadom, rei da Assíria, que nos trouxe para esta terra”.</w:t>
       </w:r>
     </w:p>
     <w:p>
@@ -2278,7 +2278,7 @@
         <w:rPr>
           <w:lang w:val="pt_PT" w:bidi="pt_PT"/>
         </w:rPr>
-        <w:t xml:space="preserve"> Porém Zorobabel, Jesua e os demais líderes de Israel responderam: "Não cabe a vocês construir conosco o templo de nosso Deus. Nós mesmos o levantaremos para o SENHOR, o Deus de Israel, conforme ordenou Ciro, rei da Pérsia".</w:t>
+        <w:t xml:space="preserve"> Porém Zorobabel, Jesua e os demais líderes de Israel responderam: “Vocês não podem participar da construção do templo do nosso Deus. Nós mesmos o construiremos para o SENHOR, o Deus de Israel, como Ciro, rei da Pérsia, ordenou”.</w:t>
       </w:r>
     </w:p>
     <w:p>
@@ -2299,7 +2299,7 @@
         <w:rPr>
           <w:lang w:val="pt_PT" w:bidi="pt_PT"/>
         </w:rPr>
-        <w:t xml:space="preserve"> Então o povo da região passou a enfraquecer as mãos do povo de Judá e a perturbá-lo na construção.</w:t>
+        <w:t xml:space="preserve"> Então os povos da região começaram a desanimar o povo de Judá e a atrapalhá-lo na construção.</w:t>
       </w:r>
     </w:p>
     <w:p>
@@ -2320,7 +2320,7 @@
         <w:rPr>
           <w:lang w:val="pt_PT" w:bidi="pt_PT"/>
         </w:rPr>
-        <w:t xml:space="preserve"> Subornaram conselheiros para frustrar seus planos durante todo o reinado de Ciro, rei da Pérsia, até o reinado de Dario, rei da Pérsia.</w:t>
+        <w:t xml:space="preserve"> Eles pagaram conselheiros para atrapalhar seus planos durante todo o reinado de Ciro, rei da Pérsia, até o reinado de Dario, rei da Pérsia.</w:t>
       </w:r>
     </w:p>
     <w:p>
@@ -2341,7 +2341,7 @@
         <w:rPr>
           <w:lang w:val="pt_PT" w:bidi="pt_PT"/>
         </w:rPr>
-        <w:t xml:space="preserve"> No início do reinado de Xerxes,1 foi apresentada uma denúncia contra os habitantes de Judá e Jerusalém.</w:t>
+        <w:t xml:space="preserve"> No início do reinado de Xerxes, foi feita uma denúncia contra os habitantes de Judá e Jerusalém.</w:t>
       </w:r>
     </w:p>
     <w:p>
@@ -2425,7 +2425,7 @@
         <w:rPr>
           <w:lang w:val="pt_PT" w:bidi="pt_PT"/>
         </w:rPr>
-        <w:t xml:space="preserve"> bem como outros grupos que o grande e ilustre Assurbanípal2 deportou e estabeleceu na cidade de Samaria e em outras regiões a oeste do Eufrates.</w:t>
+        <w:t xml:space="preserve"> bem como outros grupos que o grande e famoso Assurbanípal deportou e estabeleceu na cidade de Samaria e em outras regiões a oeste do Eufrates.</w:t>
       </w:r>
     </w:p>
     <w:p>
@@ -2446,7 +2446,7 @@
         <w:rPr>
           <w:lang w:val="pt_PT" w:bidi="pt_PT"/>
         </w:rPr>
-        <w:t xml:space="preserve"> Esta é a cópia do texto encaminhado: "Ao rei Artaxerxes, de seus servos que vivem além do Eufrates.</w:t>
+        <w:t xml:space="preserve"> Esta é a cópia do texto encaminhado: “Ao rei Artaxerxes, de seus servos que vivem além do Eufrates.</w:t>
       </w:r>
     </w:p>
     <w:p>
@@ -2488,7 +2488,7 @@
         <w:rPr>
           <w:lang w:val="pt_PT" w:bidi="pt_PT"/>
         </w:rPr>
-        <w:t xml:space="preserve"> Fique o rei ciente de que, se essa cidade for reconstruída e suas muralhas concluídas, deixarão de pagar tributos, impostos e taxas, causando perdas ao tesouro real.</w:t>
+        <w:t xml:space="preserve"> Fique o rei ciente de que, se essa cidade for reconstruída e suas muralhas concluídas, deixarão de pagar impostos, taxas e tributos, causando perdas ao tesouro real.</w:t>
       </w:r>
     </w:p>
     <w:p>
@@ -2509,7 +2509,7 @@
         <w:rPr>
           <w:lang w:val="pt_PT" w:bidi="pt_PT"/>
         </w:rPr>
-        <w:t xml:space="preserve"> Como comemos o sal do palácio e não convém que vejamos o prejuízo do rei, enviamos este aviso.</w:t>
+        <w:t xml:space="preserve"> Como somos leais ao palácio e não convém que vejamos o prejuízo do rei, enviamos este aviso.</w:t>
       </w:r>
     </w:p>
     <w:p>
@@ -2530,7 +2530,7 @@
         <w:rPr>
           <w:lang w:val="pt_PT" w:bidi="pt_PT"/>
         </w:rPr>
-        <w:t xml:space="preserve"> Recomenda-se que se consulte o livro das memórias de seus pais; ali se constatará que essa cidade tem histórico de rebelião, trazendo problemas a reis e províncias, sendo foco de revoltas antigas, razão pela qual foi destruída.</w:t>
+        <w:t xml:space="preserve"> Recomenda-se que se consulte o livro dos registros dos seus antepassados. Ali se constatará que essa cidade tem histórico de rebelião, trazendo problemas a reis e províncias, sendo foco de revoltas antigas, razão pela qual foi destruída.</w:t>
       </w:r>
     </w:p>
     <w:p>
@@ -2551,7 +2551,7 @@
         <w:rPr>
           <w:lang w:val="pt_PT" w:bidi="pt_PT"/>
         </w:rPr>
-        <w:t xml:space="preserve"> Declaramos ao rei que, se Jerusalém for restaurada e seus muros concluídos, você não terá parte alguma além do Eufrates".</w:t>
+        <w:t xml:space="preserve"> Declaramos ao rei que, se Jerusalém for restaurada e seus muros concluídos, você não terá mais controle sobre esta região a oeste do Eufrates”.</w:t>
       </w:r>
     </w:p>
     <w:p>
@@ -2572,7 +2572,7 @@
         <w:rPr>
           <w:lang w:val="pt_PT" w:bidi="pt_PT"/>
         </w:rPr>
-        <w:t xml:space="preserve"> O rei enviou esta decisão: "Ao comandante Reum, ao secretário Sinsai e aos demais que habitam em Samaria e nas regiões além do Eufrates: Paz.</w:t>
+        <w:t xml:space="preserve"> O rei enviou esta decisão: “Ao comandante Reum, ao secretário Sinsai e aos demais que habitam em Samaria e nas regiões além do Eufrates: Paz.</w:t>
       </w:r>
     </w:p>
     <w:p>
@@ -2614,7 +2614,7 @@
         <w:rPr>
           <w:lang w:val="pt_PT" w:bidi="pt_PT"/>
         </w:rPr>
-        <w:t xml:space="preserve"> Sob minhas ordens, investigou-se, e verificou-se que Jerusalém, desde tempos remotos, tem se insurgido contra reis, sendo palco de rebeliões.</w:t>
+        <w:t xml:space="preserve"> Sob minhas ordens, investigou-se e verificou-se que Jerusalém, desde tempos remotos, tem se revoltado contra reis, sendo palco de rebeliões.</w:t>
       </w:r>
     </w:p>
     <w:p>
@@ -2677,7 +2677,7 @@
         <w:rPr>
           <w:lang w:val="pt_PT" w:bidi="pt_PT"/>
         </w:rPr>
-        <w:t xml:space="preserve"> Procedam com diligência, para que não cresça o dano contra os reis".</w:t>
+        <w:t xml:space="preserve"> Procedam com diligência, para que não aumente o prejuízo aos reis”.</w:t>
       </w:r>
     </w:p>
     <w:p>
@@ -2698,7 +2698,7 @@
         <w:rPr>
           <w:lang w:val="pt_PT" w:bidi="pt_PT"/>
         </w:rPr>
-        <w:t xml:space="preserve"> Assim que a cópia da carta foi lida diante de Reum, Sinsai e seus companheiros, dirigiram-se rapidamente a Jerusalém e, com força e violência, obrigaram os judeus a parar.</w:t>
+        <w:t xml:space="preserve"> Assim que a cópia da carta foi lida diante de Reum, Sinsai e seus companheiros, eles foram imediatamente a Jerusalém e, com força, obrigaram os judeus a parar.</w:t>
       </w:r>
     </w:p>
     <w:p>
@@ -2719,7 +2719,7 @@
         <w:rPr>
           <w:lang w:val="pt_PT" w:bidi="pt_PT"/>
         </w:rPr>
-        <w:t xml:space="preserve"> Desse modo, cessou a obra do templo de Deus em Jerusalém, e ficou interrompida até o segundo ano do reinado de Dario, rei da Pérsia.</w:t>
+        <w:t xml:space="preserve"> Assim, a obra do templo de Deus em Jerusalém parou e ficou interrompida até o segundo ano do reinado de Dario, rei da Pérsia.</w:t>
       </w:r>
     </w:p>
     <w:p>
@@ -2756,7 +2756,7 @@
         <w:rPr>
           <w:lang w:val="pt_PT" w:bidi="pt_PT"/>
         </w:rPr>
-        <w:t xml:space="preserve"> Naquele tempo, o profeta Ageu e o profeta Zacarias, descendente de Ido, profetizavam aos judeus que estavam em Judá e em Jerusalém, proclamando mensagens em nome do Deus de Israel que estava sobre eles.</w:t>
+        <w:t xml:space="preserve"> Naquele tempo, o profeta Ageu e o profeta Zacarias, descendente de Ido, profetizavam aos judeus em Judá e em Jerusalém, trazendo mensagens em nome do Deus de Israel que estava com eles.</w:t>
       </w:r>
     </w:p>
     <w:p>
@@ -2777,7 +2777,7 @@
         <w:rPr>
           <w:lang w:val="pt_PT" w:bidi="pt_PT"/>
         </w:rPr>
-        <w:t xml:space="preserve"> Então Zorobabel, filho de Sealtiel, e Jesua, filho de Jozadaque, começaram a reconstruir o templo de Deus que está em Jerusalém; e os profetas de Deus estavam com eles, ajudando-os.</w:t>
+        <w:t xml:space="preserve"> Então Zorobabel, filho de Sealtiel, e Jesua, filho de Jozadaque, começaram a reconstruir o templo de Deus que está em Jerusalém. E os profetas de Deus estavam com eles, ajudando-os.</w:t>
       </w:r>
     </w:p>
     <w:p>
@@ -2798,7 +2798,7 @@
         <w:rPr>
           <w:lang w:val="pt_PT" w:bidi="pt_PT"/>
         </w:rPr>
-        <w:t xml:space="preserve"> Nesse período, Tatenai, governador da região além do Eufrates, Setar-Bozenai e seus colegas foram até eles e perguntaram: "Quem lhes deu ordem para reconstruir este templo e concluir esta estrutura?".</w:t>
+        <w:t xml:space="preserve"> Nesse período, Tatenai, governador da região além do Eufrates, Setar-Bozenai e seus colegas foram até eles e perguntaram: “Quem deu autorização para vocês reconstruírem este templo e terminarem esta construção?”.</w:t>
       </w:r>
     </w:p>
     <w:p>
@@ -2840,7 +2840,7 @@
         <w:rPr>
           <w:lang w:val="pt_PT" w:bidi="pt_PT"/>
         </w:rPr>
-        <w:t xml:space="preserve"> Contudo, os olhos do seu Deus velavam sobre os líderes dos judeus, e não os impediram até que o assunto fosse levado a Dario e que se recebesse resposta oficial.</w:t>
+        <w:t xml:space="preserve"> Contudo, o Deus de Israel cuidava dos líderes dos judeus, e eles não foram impedidos até que o assunto fosse levado a Dario e tivesse uma resposta oficial.</w:t>
       </w:r>
     </w:p>
     <w:p>
@@ -2882,7 +2882,7 @@
         <w:rPr>
           <w:lang w:val="pt_PT" w:bidi="pt_PT"/>
         </w:rPr>
-        <w:t xml:space="preserve"> O documento dizia: "Ao rei Dario: Que haja plena paz.</w:t>
+        <w:t xml:space="preserve"> O documento dizia: “Ao rei Dario: Saudações.</w:t>
       </w:r>
     </w:p>
     <w:p>
@@ -2903,7 +2903,7 @@
         <w:rPr>
           <w:lang w:val="pt_PT" w:bidi="pt_PT"/>
         </w:rPr>
-        <w:t xml:space="preserve"> Informamos que estivemos na província de Judá, no templo do grande Deus, construído com grandes pedras, e a madeira estava sendo colocada nas paredes. O trabalho avança com cuidado e rapidez.</w:t>
+        <w:t xml:space="preserve"> Informamos que estivemos na província de Judá, no templo do grande Deus, construído com grandes pedras, e a madeira estava sendo colocada nas paredes. O trabalho avança com cuidado e constância.</w:t>
       </w:r>
     </w:p>
     <w:p>
@@ -2924,7 +2924,7 @@
         <w:rPr>
           <w:lang w:val="pt_PT" w:bidi="pt_PT"/>
         </w:rPr>
-        <w:t xml:space="preserve"> Perguntamos então aos líderes: 'Quem autorizou a edificação deste templo e desta estrutura?'.</w:t>
+        <w:t xml:space="preserve"> Perguntamos então aos líderes: ‘Quem autorizou a edificação deste templo e desta estrutura?’.</w:t>
       </w:r>
     </w:p>
     <w:p>
@@ -2966,7 +2966,7 @@
         <w:rPr>
           <w:lang w:val="pt_PT" w:bidi="pt_PT"/>
         </w:rPr>
-        <w:t xml:space="preserve"> Esta foi a resposta que recebemos: 'Somos servos do Deus dos céus e da terra. Estamos reconstruindo este templo que foi edificado há muitos anos; um grande rei de Israel o construiu e o concluiu.</w:t>
+        <w:t xml:space="preserve"> Esta foi a resposta que recebemos: ‘Somos servos do Deus dos céus e da terra. Estamos reconstruindo este templo que foi edificado há muitos anos. Um grande rei de Israel o construiu e o terminou.</w:t>
       </w:r>
     </w:p>
     <w:p>
@@ -2987,7 +2987,7 @@
         <w:rPr>
           <w:lang w:val="pt_PT" w:bidi="pt_PT"/>
         </w:rPr>
-        <w:t xml:space="preserve"> Porém nossos antepassados ofenderam o Deus dos céus; por isso ele os entregou nas mãos do caldeu Nabucodonosor, rei da Babilônia, que destruiu este templo e levou o povo para a Babilônia.</w:t>
+        <w:t xml:space="preserve"> Porém nossos antepassados ofenderam o Deus dos céus. Por isso ele os entregou nas mãos do caldeu Nabucodonosor, rei da Babilônia, que destruiu este templo e levou o povo para a Babilônia’.</w:t>
       </w:r>
     </w:p>
     <w:p>
@@ -3008,7 +3008,7 @@
         <w:rPr>
           <w:lang w:val="pt_PT" w:bidi="pt_PT"/>
         </w:rPr>
-        <w:t xml:space="preserve"> Contudo, no primeiro ano de Ciro, rei da Babilônia, ele decretou que este templo de Deus fosse reconstruído.</w:t>
+        <w:t xml:space="preserve"> Contudo, no primeiro ano de Ciro, quando ele passou a governar a Babilônia, ele decretou que o templo de Deus fosse reconstruído.</w:t>
       </w:r>
     </w:p>
     <w:p>
@@ -3029,7 +3029,7 @@
         <w:rPr>
           <w:lang w:val="pt_PT" w:bidi="pt_PT"/>
         </w:rPr>
-        <w:t xml:space="preserve"> Ele também retirou do templo da Babilônia os utensílios de ouro e de prata do templo de Deus que estava em Jerusalém, levados e colocados no templo da Babilônia por Nabucodonosor. Esses objetos foram entregues a um homem chamado Sesbazar, a quem Ciro designou governador.</w:t>
+        <w:t xml:space="preserve"> Ele também retirou do templo da Babilônia os utensílios de ouro e de prata do templo de Deus que estava em Jerusalém, levados para lá por Nabucodonosor. Esses objetos foram entregues a um homem chamado Sesbazar, a quem Ciro designou governador.</w:t>
       </w:r>
     </w:p>
     <w:p>
@@ -3050,7 +3050,7 @@
         <w:rPr>
           <w:lang w:val="pt_PT" w:bidi="pt_PT"/>
         </w:rPr>
-        <w:t xml:space="preserve"> O rei lhe disse que levasse os utensílios de volta e os recolocasse no templo em Jerusalém, e que reconstruísse o templo de Deus sobre seu antigo fundamento.</w:t>
+        <w:t xml:space="preserve"> O rei lhe disse que levasse os utensílios de volta e os recolocasse no templo em Jerusalém, e que reconstruísse o templo de Deus sobre sua antiga base.</w:t>
       </w:r>
     </w:p>
     <w:p>
@@ -3071,7 +3071,7 @@
         <w:rPr>
           <w:lang w:val="pt_PT" w:bidi="pt_PT"/>
         </w:rPr>
-        <w:t xml:space="preserve"> Então Sesbazar veio e lançou o fundamento do templo de Deus em Jerusalém. Desde aquele tempo a obra continua, mas ainda não foi finalizada'.</w:t>
+        <w:t xml:space="preserve"> Então Sesbazar veio e lançou o fundamento do templo de Deus em Jerusalém. Desde aquele tempo a obra continua, mas ainda não foi finalizada.</w:t>
       </w:r>
     </w:p>
     <w:p>
@@ -3092,7 +3092,7 @@
         <w:rPr>
           <w:lang w:val="pt_PT" w:bidi="pt_PT"/>
         </w:rPr>
-        <w:t xml:space="preserve"> Portanto, se parecer adequado ao rei, que se faça uma busca na casa dos tesouros do rei, que está na Babilônia, para verificar se realmente foi emitido por Ciro um decreto autorizando a reconstrução do templo de Deus em Jerusalém. Esperamos que o rei nos envie sua decisão sobre esta questão".</w:t>
+        <w:t xml:space="preserve"> Portanto, se parecer adequado ao rei, que se faça uma busca no arquivo dos tesouros reais, na Babilônia, para verificar se realmente foi emitido por Ciro um decreto autorizando a reconstrução do templo de Deus em Jerusalém. Esperamos que o rei envie sua decisão sobre esta questão”.</w:t>
       </w:r>
     </w:p>
     <w:p>
@@ -3129,7 +3129,7 @@
         <w:rPr>
           <w:lang w:val="pt_PT" w:bidi="pt_PT"/>
         </w:rPr>
-        <w:t xml:space="preserve"> Então o rei Dario ordenou que fosse feita uma busca na casa dos documentos, onde estavam guardados os tesouros, na Babilônia.</w:t>
+        <w:t xml:space="preserve"> Então o rei Dario ordenou que fosse feita uma busca nos arquivos reais, na Babilônia.</w:t>
       </w:r>
     </w:p>
     <w:p>
@@ -3171,7 +3171,7 @@
         <w:rPr>
           <w:lang w:val="pt_PT" w:bidi="pt_PT"/>
         </w:rPr>
-        <w:t xml:space="preserve"> "No primeiro ano de seu governo, o rei Ciro publicou um decreto a respeito do templo de Deus em Jerusalém: 'Que o templo seja reconstruído como lugar de sacrifícios, e que seus fundamentos sejam estabelecidos. Sua altura e sua largura serão de 27 metros.</w:t>
+        <w:t xml:space="preserve"> "No primeiro ano de seu governo, o rei Ciro publicou um decreto a respeito do templo de Deus em Jerusalém: ‘Que o templo seja reconstruído como lugar de sacrifícios, e que seus alicerces sejam lançados. Ele deve ter 27 metros de altura e 27 metros de largura.</w:t>
       </w:r>
     </w:p>
     <w:p>
@@ -3192,7 +3192,7 @@
         <w:rPr>
           <w:lang w:val="pt_PT" w:bidi="pt_PT"/>
         </w:rPr>
-        <w:t xml:space="preserve"> Haverá três camadas de pedras grandes e, sobre elas, uma camada de madeira. As despesas serão pagas com recursos do palácio real.</w:t>
+        <w:t xml:space="preserve"> Haverá três camadas de pedras grandes e uma camada de madeira acima delas. As despesas serão pagas com recursos do palácio real.</w:t>
       </w:r>
     </w:p>
     <w:p>
@@ -3213,7 +3213,7 @@
         <w:rPr>
           <w:lang w:val="pt_PT" w:bidi="pt_PT"/>
         </w:rPr>
-        <w:t xml:space="preserve"> Quanto aos objetos de ouro e de prata do templo de Deus em Jerusalém, que Nabucodonosor tirou de lá e levou para a Babilônia, que sejam devolvidos e recolocados no templo em Jerusalém, cada um em seu devido lugar no templo de Deus'.</w:t>
+        <w:t xml:space="preserve"> Quanto aos objetos de ouro e de prata do templo de Deus em Jerusalém, que Nabucodonosor tirou de lá e levou para a Babilônia, que sejam devolvidos e colocados novamente no templo em Jerusalém, cada um em seu devido lugar no templo de Deus’.</w:t>
       </w:r>
     </w:p>
     <w:p>
@@ -3234,7 +3234,7 @@
         <w:rPr>
           <w:lang w:val="pt_PT" w:bidi="pt_PT"/>
         </w:rPr>
-        <w:t xml:space="preserve"> Agora, Tatenai, governador da região além do Eufrates, Setar-Bozenai e os demais oficiais dessa província, mantenham distância daquele local.</w:t>
+        <w:t xml:space="preserve"> Agora, Tatenai, governador da região além do Eufrates, Setar-Bozenai e os demais oficiais dessa província, mantenham-se afastados daquele lugar.</w:t>
       </w:r>
     </w:p>
     <w:p>
@@ -3255,7 +3255,7 @@
         <w:rPr>
           <w:lang w:val="pt_PT" w:bidi="pt_PT"/>
         </w:rPr>
-        <w:t xml:space="preserve"> Não atrapalhem a construção desse templo de Deus. Permitam que o governador dos judeus e suas autoridades reconstruam o templo no mesmo lugar onde ficava antes.</w:t>
+        <w:t xml:space="preserve"> Não interrompam a construção do templo de Deus. Permitam que o governador dos judeus e suas autoridades reconstruam o templo no mesmo lugar onde ele ficava antes.</w:t>
       </w:r>
     </w:p>
     <w:p>
@@ -3276,7 +3276,7 @@
         <w:rPr>
           <w:lang w:val="pt_PT" w:bidi="pt_PT"/>
         </w:rPr>
-        <w:t xml:space="preserve"> Também determino o que deve ser feito em favor das autoridades dos judeus na reconstrução desse templo de Deus: 'Que as despesas desses homens sejam pagas integralmente com o dinheiro real, proveniente dos tributos da região além do Eufrates, para que o trabalho não seja interrompido.</w:t>
+        <w:t xml:space="preserve"> Também determino o seguinte em favor das autoridades dos judeus na reconstrução do templo de Deus: que as despesas desses homens sejam pagas integralmente com o dinheiro real, proveniente dos tributos da região além do Eufrates, para que o trabalho não seja interrompido.</w:t>
       </w:r>
     </w:p>
     <w:p>
@@ -3339,7 +3339,7 @@
         <w:rPr>
           <w:lang w:val="pt_PT" w:bidi="pt_PT"/>
         </w:rPr>
-        <w:t xml:space="preserve"> Se alguém modificar este decreto, que se arranque uma viga de sua casa, e que ele seja erguido e espetado nela; e que sua casa se torne um monte de ruínas.</w:t>
+        <w:t xml:space="preserve"> Se alguém mudar este decreto, que se retire uma viga de sua casa, que ele seja erguido e preso nela; e que sua casa se torne um monte de ruínas.</w:t>
       </w:r>
     </w:p>
     <w:p>
@@ -3360,7 +3360,7 @@
         <w:rPr>
           <w:lang w:val="pt_PT" w:bidi="pt_PT"/>
         </w:rPr>
-        <w:t xml:space="preserve"> Que o Deus que fez o seu nome habitar ali derrube qualquer rei ou povo que tentar alterar este decreto ou destruir esse templo em Jerusalém. Eu, Dario, estabeleci este decreto. Que seja cumprido com todo o cuidado".</w:t>
+        <w:t xml:space="preserve"> Que o Deus que fez o seu nome habitar ali derrube qualquer rei ou povo que tentar alterar este decreto ou destruir esse templo em Jerusalém. Eu, Dario, estabeleci este decreto. Que seja cumprido com todo o cuidado”.</w:t>
       </w:r>
     </w:p>
     <w:p>
@@ -3402,7 +3402,7 @@
         <w:rPr>
           <w:lang w:val="pt_PT" w:bidi="pt_PT"/>
         </w:rPr>
-        <w:t xml:space="preserve"> Assim, as autoridades dos judeus continuaram a obra e prosperaram, fortalecidas pelas mensagens dos profetas Ageu e Zacarias, descendente de Ido. Concluíram a reconstrução cumprindo a ordem do Deus de Israel e os decretos de Ciro, de Dario e de Artaxerxes, reis da Pérsia.</w:t>
+        <w:t xml:space="preserve"> Assim, as autoridades dos judeus continuaram a obra e prosperaram, encorajadas pelas mensagens dos profetas Ageu e Zacarias, descendente de Ido. Concluíram a reconstrução conforme a ordem do Deus de Israel e os decretos de Ciro, de Dario e de Artaxerxes, reis da Pérsia.</w:t>
       </w:r>
     </w:p>
     <w:p>
@@ -3423,7 +3423,7 @@
         <w:rPr>
           <w:lang w:val="pt_PT" w:bidi="pt_PT"/>
         </w:rPr>
-        <w:t xml:space="preserve"> Concluiu-se o templo no terceiro dia do mês de adar [aproximadamente fevereiro/março], no sexto ano do reinado de Dario.</w:t>
+        <w:t xml:space="preserve"> O templo foi concluído no terceiro dia do mês de adar [aproximadamente fevereiro/março], no sexto ano do reinado de Dario.</w:t>
       </w:r>
     </w:p>
     <w:p>
@@ -3444,7 +3444,7 @@
         <w:rPr>
           <w:lang w:val="pt_PT" w:bidi="pt_PT"/>
         </w:rPr>
-        <w:t xml:space="preserve"> Então o povo de Israel, os sacerdotes, os levitas e os demais que tinham retornado do exílio celebraram com alegria a consagração do templo de Deus.</w:t>
+        <w:t xml:space="preserve"> Então o povo de Israel, os sacerdotes, os levitas e os demais que tinham voltado do exílio celebraram com alegria a consagração do templo de Deus.</w:t>
       </w:r>
     </w:p>
     <w:p>
@@ -3465,7 +3465,7 @@
         <w:rPr>
           <w:lang w:val="pt_PT" w:bidi="pt_PT"/>
         </w:rPr>
-        <w:t xml:space="preserve"> Para essa consagração, eles sacrificaram cem novilhos, duzentos carneiros e quatrocentos cordeiros; e, como oferta pelo pecado de todo o Israel, doze bodes, conforme o número das tribos de Israel.</w:t>
+        <w:t xml:space="preserve"> Para essa consagração, eles sacrificaram cem novilhos, duzentos carneiros e quatrocentos cordeiros. E, como oferta pelo pecado de todo o Israel, doze bodes, conforme o número das tribos de Israel.</w:t>
       </w:r>
     </w:p>
     <w:p>
@@ -3486,7 +3486,7 @@
         <w:rPr>
           <w:lang w:val="pt_PT" w:bidi="pt_PT"/>
         </w:rPr>
-        <w:t xml:space="preserve"> Os sacerdotes organizaram-se em suas divisões, e os levitas, em seus grupos para o serviço de Deus em Jerusalém, cumprindo o que está escrito no Livro de Moisés.</w:t>
+        <w:t xml:space="preserve"> Os sacerdotes se organizaram em suas divisões, e os levitas em seus grupos para o serviço de Deus em Jerusalém, cumprindo o que está escrito no Livro de Moisés.</w:t>
       </w:r>
     </w:p>
     <w:p>
@@ -3549,7 +3549,7 @@
         <w:rPr>
           <w:lang w:val="pt_PT" w:bidi="pt_PT"/>
         </w:rPr>
-        <w:t xml:space="preserve"> Os israelitas que tinham regressado do exílio, junto com todos os que haviam abandonado as práticas impuras dos povos da terra, comeram do cordeiro da Páscoa para buscar o SENHOR, o Deus de Israel.</w:t>
+        <w:t xml:space="preserve"> Os israelitas que tinham voltado do exílio, junto com todos os que haviam abandonado as práticas impuras dos povos da terra, comeram do cordeiro da Páscoa para buscar o SENHOR, o Deus de Israel.</w:t>
       </w:r>
     </w:p>
     <w:p>
@@ -3570,7 +3570,7 @@
         <w:rPr>
           <w:lang w:val="pt_PT" w:bidi="pt_PT"/>
         </w:rPr>
-        <w:t xml:space="preserve"> Celebraram com alegria a festa dos pães sem fermento durante sete dias, porque o SENHOR lhes tinha dado alegria ao inclinar o coração do rei da Assíria para favorecê-los, fortalecendo suas mãos na obra da reconstrução do templo de Deus, o Deus de Israel.</w:t>
+        <w:t xml:space="preserve"> Celebraram com alegria a festa dos pães sem fermento durante sete dias, porque o SENHOR lhes tinha dado alegria ao inclinar o coração do rei da Assíria a favor deles, fortalecendo suas mãos na obra de reconstrução do templo de Deus, o Deus de Israel.</w:t>
       </w:r>
     </w:p>
     <w:p>
@@ -3712,7 +3712,7 @@
         <w:rPr>
           <w:lang w:val="pt_PT" w:bidi="pt_PT"/>
         </w:rPr>
-        <w:t xml:space="preserve"> Esse Esdras saiu da Babilônia. Era escriba perito na Lei de Moisés dada pelo SENHOR, o Deus de Israel. O rei lhe concedeu tudo o que ele tinha solicitado, porque a mão bondosa do SENHOR, seu Deus, estava sobre ele.</w:t>
+        <w:t xml:space="preserve"> Esse Esdras saiu da Babilônia e veio de lá. Ele era escriba perito na Lei de Moisés dada pelo SENHOR, o Deus de Israel. O rei lhe deu tudo o que ele tinha solicitado, porque a mão bondosa do SENHOR, seu Deus, estava sobre ele.</w:t>
       </w:r>
     </w:p>
     <w:p>
@@ -3733,7 +3733,7 @@
         <w:rPr>
           <w:lang w:val="pt_PT" w:bidi="pt_PT"/>
         </w:rPr>
-        <w:t xml:space="preserve"> No sétimo ano do reinado de Artaxerxes, também foram a Jerusalém alguns israelitas, entre eles sacerdotes, levitas, cantores, porteiros e servidores do templo.</w:t>
+        <w:t xml:space="preserve"> No sétimo ano do reinado de Artaxerxes, alguns israelitas foram a Jerusalém, entre eles sacerdotes, levitas, cantores, porteiros e servidores do templo.</w:t>
       </w:r>
     </w:p>
     <w:p>
@@ -3775,7 +3775,7 @@
         <w:rPr>
           <w:lang w:val="pt_PT" w:bidi="pt_PT"/>
         </w:rPr>
-        <w:t xml:space="preserve"> Ele partiu da Babilônia no primeiro dia do primeiro mês e chegou a Jerusalém no primeiro dia do quinto mês, pois a boa mão de seu Deus o acompanhava.</w:t>
+        <w:t xml:space="preserve"> Ele partiu da Babilônia no primeiro dia do primeiro mês e chegou a Jerusalém no primeiro dia do quinto mês, porque Deus o ajudou durante toda a viagem.</w:t>
       </w:r>
     </w:p>
     <w:p>
@@ -3796,7 +3796,7 @@
         <w:rPr>
           <w:lang w:val="pt_PT" w:bidi="pt_PT"/>
         </w:rPr>
-        <w:t xml:space="preserve"> Esdras havia decidido, em seu coração, dedicar-se a examinar a Lei do SENHOR, colocá-la em prática e ensinar seus estatutos e juízos em Israel.</w:t>
+        <w:t xml:space="preserve"> Esdras decidiu em seu coração dedicar-se a examinar a Lei do SENHOR, colocá-la em prática e ensinar seus estatutos e juízos em Israel.</w:t>
       </w:r>
     </w:p>
     <w:p>
@@ -3817,7 +3817,7 @@
         <w:rPr>
           <w:lang w:val="pt_PT" w:bidi="pt_PT"/>
         </w:rPr>
-        <w:t xml:space="preserve"> Esta é a transcrição da carta que o rei Artaxerxes deu ao sacerdote e escriba Esdras, que conhecia bem os mandamentos do SENHOR e os estatutos dados a Israel:</w:t>
+        <w:t xml:space="preserve"> Esta é a cópia da carta que o rei Artaxerxes deu ao sacerdote e escriba Esdras, que conhecia bem os mandamentos do SENHOR e os estatutos dados a Israel:</w:t>
       </w:r>
     </w:p>
     <w:p>
@@ -3838,7 +3838,7 @@
         <w:rPr>
           <w:lang w:val="pt_PT" w:bidi="pt_PT"/>
         </w:rPr>
-        <w:t xml:space="preserve"> "De Artaxerxes, rei dos reis, ao sacerdote Esdras, escriba da Lei do Deus dos céus: Paz completa!</w:t>
+        <w:t xml:space="preserve"> "De Artaxerxes, rei dos reis, ao sacerdote Esdras, escriba da Lei do Deus dos céus: Saudações.</w:t>
       </w:r>
     </w:p>
     <w:p>
@@ -3880,7 +3880,7 @@
         <w:rPr>
           <w:lang w:val="pt_PT" w:bidi="pt_PT"/>
         </w:rPr>
-        <w:t xml:space="preserve"> Você é enviado pelo rei e por seus sete conselheiros para averiguar a situação de Judá e de Jerusalém, conforme a Lei do seu Deus, que você tem em mãos.</w:t>
+        <w:t xml:space="preserve"> Você é enviado pelo rei e por seus sete conselheiros para investigar a situação de Judá e de Jerusalém, conforme a Lei do seu Deus que você conhece e leva consigo.</w:t>
       </w:r>
     </w:p>
     <w:p>
@@ -3964,7 +3964,7 @@
         <w:rPr>
           <w:lang w:val="pt_PT" w:bidi="pt_PT"/>
         </w:rPr>
-        <w:t xml:space="preserve"> Quanto ao que restar da prata e do ouro, você e seus irmãos poderão utilizá-lo como julgarem apropriado, segundo a vontade do seu Deus.</w:t>
+        <w:t xml:space="preserve"> Quanto ao que restar da prata e do ouro, você e seus irmãos poderão usá-lo como acharem melhor, segundo a vontade do seu Deus.</w:t>
       </w:r>
     </w:p>
     <w:p>
@@ -3985,7 +3985,7 @@
         <w:rPr>
           <w:lang w:val="pt_PT" w:bidi="pt_PT"/>
         </w:rPr>
-        <w:t xml:space="preserve"> Entregue ao Deus de Jerusalém todos os utensílios que lhe foram confiados para o serviço no templo de seu Deus.</w:t>
+        <w:t xml:space="preserve"> Entregue ao Deus de Jerusalém todos os utensílios que lhe foram confiados para o serviço no templo.</w:t>
       </w:r>
     </w:p>
     <w:p>
@@ -4006,7 +4006,7 @@
         <w:rPr>
           <w:lang w:val="pt_PT" w:bidi="pt_PT"/>
         </w:rPr>
-        <w:t xml:space="preserve"> E qualquer outra despesa necessária para o templo de seu Deus será paga com o tesouro do rei.</w:t>
+        <w:t xml:space="preserve"> E qualquer outra despesa necessária para o templo do seu Deus será paga com o tesouro do rei.</w:t>
       </w:r>
     </w:p>
     <w:p>
@@ -4027,7 +4027,7 @@
         <w:rPr>
           <w:lang w:val="pt_PT" w:bidi="pt_PT"/>
         </w:rPr>
-        <w:t xml:space="preserve"> Eu, o rei Artaxerxes, ordeno a todos os tesoureiros da região além do Eufrates que providenciem prontamente tudo o que o sacerdote Esdras, escriba da Lei do Deus dos céus, solicitar,</w:t>
+        <w:t xml:space="preserve"> Eu, o rei Artaxerxes, ordeno a todos os tesoureiros da região além do Eufrates que atendam rapidamente tudo o que o sacerdote Esdras, escriba da Lei do Deus dos céus, pedir,</w:t>
       </w:r>
     </w:p>
     <w:p>
@@ -4048,7 +4048,7 @@
         <w:rPr>
           <w:lang w:val="pt_PT" w:bidi="pt_PT"/>
         </w:rPr>
-        <w:t xml:space="preserve"> até 3.500 quilos de prata, 12.500 quilos de trigo, 2.000 litros de vinho, 2.000 litros de azeite e sal sem limite definido.</w:t>
+        <w:t xml:space="preserve"> até 3.500 quilos de prata, 12.500 quilos de trigo, 2.000 litros de vinho, 2.000 litros de azeite e sal em quantidade ilimitada.</w:t>
       </w:r>
     </w:p>
     <w:p>
@@ -4069,7 +4069,7 @@
         <w:rPr>
           <w:lang w:val="pt_PT" w:bidi="pt_PT"/>
         </w:rPr>
-        <w:t xml:space="preserve"> Tudo o que for determinado pelo Deus dos céus deve ser executado com zelo para o templo do Deus dos céus, a fim de que não venha ira contra o reino do rei e de seus filhos.</w:t>
+        <w:t xml:space="preserve"> Tudo o que for determinado pelo Deus dos céus deve ser executado com zelo para o templo do Deus dos céus, para que não venha ira contra o reino do rei e de seus filhos.</w:t>
       </w:r>
     </w:p>
     <w:p>
@@ -4111,7 +4111,7 @@
         <w:rPr>
           <w:lang w:val="pt_PT" w:bidi="pt_PT"/>
         </w:rPr>
-        <w:t xml:space="preserve"> E você, Esdras, segundo a sabedoria que o seu Deus lhe concedeu, estabeleça magistrados e juízes para administrarem justiça a todo o povo da região além do Eufrates, a todos os que conhecem as leis do seu Deus; e ensine essas leis aos que ainda não as conhecem.</w:t>
+        <w:t xml:space="preserve"> E você, Esdras, com a sabedoria que o seu Deus lhe deu, estabeleça magistrados e juízes para julgarem todo o povo da região além do Eufrates, todos os que conhecem as leis do seu Deus. E ensine essas leis aos que ainda não as conhecem.</w:t>
       </w:r>
     </w:p>
     <w:p>
@@ -4132,7 +4132,7 @@
         <w:rPr>
           <w:lang w:val="pt_PT" w:bidi="pt_PT"/>
         </w:rPr>
-        <w:t xml:space="preserve"> Todo aquele que não guardar a lei do seu Deus e a lei do rei será punido com rigor, seja com morte, exílio, bens confiscados ou prisão".</w:t>
+        <w:t xml:space="preserve"> Todo aquele que não obedecer à lei do seu Deus e à lei do rei será punido com severidade, seja com morte, exílio, confisco de bens ou prisão”.</w:t>
       </w:r>
     </w:p>
     <w:p>
@@ -4174,7 +4174,7 @@
         <w:rPr>
           <w:lang w:val="pt_PT" w:bidi="pt_PT"/>
         </w:rPr>
-        <w:t xml:space="preserve"> e que, por sua bondade, me concedeu favor diante do rei, de seus conselheiros e de todos os seus oficiais importantes. Como a mão do SENHOR, meu Deus, estava sobre mim, fui fortalecido e reuni líderes de Israel para subirem comigo.</w:t>
+        <w:t xml:space="preserve"> e que, por sua bondade, me concedeu favor diante do rei, de seus conselheiros e de todos os seus oficiais importantes. Como a mão do SENHOR, meu Deus, estava sobre mim, fui fortalecido e reuni líderes de Israel para irem comigo.</w:t>
       </w:r>
     </w:p>
     <w:p>
@@ -4211,7 +4211,7 @@
         <w:rPr>
           <w:lang w:val="pt_PT" w:bidi="pt_PT"/>
         </w:rPr>
-        <w:t xml:space="preserve"> São estes os chefes de famílias, conforme seus registros genealógicos, que partiram comigo da Babilônia no reinado do rei Artaxerxes:</w:t>
+        <w:t xml:space="preserve"> São estes os chefes das famílias, conforme seus registros de genealogia, que partiram comigo da Babilônia no reinado do rei Artaxerxes:</w:t>
       </w:r>
     </w:p>
     <w:p>
@@ -4253,7 +4253,7 @@
         <w:rPr>
           <w:lang w:val="pt_PT" w:bidi="pt_PT"/>
         </w:rPr>
-        <w:t xml:space="preserve"> dos descendentes de Secanias; dos descendentes de Parós, Zacarias e com ele 150 homens devidamente alistados;</w:t>
+        <w:t xml:space="preserve"> dos descendentes de Secanias, dos descendentes de Parós, Zacarias e com ele 150 homens devidamente alistados;</w:t>
       </w:r>
     </w:p>
     <w:p>
@@ -4505,7 +4505,7 @@
         <w:rPr>
           <w:lang w:val="pt_PT" w:bidi="pt_PT"/>
         </w:rPr>
-        <w:t xml:space="preserve"> Reuni o grupo junto ao canal que corre para Aava e permanecemos acampados ali por três dias. Ao examinar o povo e os sacerdotes, percebi que não havia entre nós nenhum levita.</w:t>
+        <w:t xml:space="preserve"> Reuni o grupo junto ao canal de Aava e ficamos acampados ali por três dias. Ao examinar o povo e os sacerdotes, percebi que não havia levitas entre nós.</w:t>
       </w:r>
     </w:p>
     <w:p>
@@ -4547,7 +4547,7 @@
         <w:rPr>
           <w:lang w:val="pt_PT" w:bidi="pt_PT"/>
         </w:rPr>
-        <w:t xml:space="preserve"> Enviei-os a Ido, dirigente em Casifia, instruindo-os sobre o que deveriam solicitar a ele e aos seus irmãos, servidores do templo em Casifia, para que nos enviassem ministros para o templo de nosso Deus.</w:t>
+        <w:t xml:space="preserve"> Enviei-os a Ido, dirigente em Casifia, dizendo o que deveriam pedir a ele e aos seus irmãos, servidores do templo em Casifia, para que nos enviassem ministros para o templo de nosso Deus.</w:t>
       </w:r>
     </w:p>
     <w:p>
@@ -4568,7 +4568,7 @@
         <w:rPr>
           <w:lang w:val="pt_PT" w:bidi="pt_PT"/>
         </w:rPr>
-        <w:t xml:space="preserve"> Visto que a mão favorável de nosso Deus estava sobre nós, trouxeram-nos Serebias, homem prudente, descendente de Mali, filho de Levi, neto de Israel, junto com dezoito de seus filhos e irmãos;</w:t>
+        <w:t xml:space="preserve"> Porque Deus estava conosco e nos ajudava, trouxeram Serebias, homem prudente, descendente de Mali, filho de Levi, neto de Israel, junto com dezoito de seus filhos e irmãos.</w:t>
       </w:r>
     </w:p>
     <w:p>
@@ -4589,7 +4589,7 @@
         <w:rPr>
           <w:lang w:val="pt_PT" w:bidi="pt_PT"/>
         </w:rPr>
-        <w:t xml:space="preserve"> trouxeram também Hasabias e, com ele, Jesaías, da linhagem de Merari, além de seus irmãos e filhos, vinte homens;</w:t>
+        <w:t xml:space="preserve"> Trouxeram também Hasabias e, com ele, Jesaías, da linhagem de Merari, além de seus irmãos e filhos, vinte homens.</w:t>
       </w:r>
     </w:p>
     <w:p>
@@ -4610,7 +4610,7 @@
         <w:rPr>
           <w:lang w:val="pt_PT" w:bidi="pt_PT"/>
         </w:rPr>
-        <w:t xml:space="preserve"> e ainda duzentos e vinte servidores do templo, grupo instituído por Davi e por seus oficiais para auxiliar os levitas; todos foram nominalmente registrados.</w:t>
+        <w:t xml:space="preserve"> E também duzentos e vinte servidores do templo, grupo instituído por Davi e por seus oficiais para auxiliar os levitas. Todos foram nominalmente registrados.</w:t>
       </w:r>
     </w:p>
     <w:p>
@@ -4631,7 +4631,7 @@
         <w:rPr>
           <w:lang w:val="pt_PT" w:bidi="pt_PT"/>
         </w:rPr>
-        <w:t xml:space="preserve"> Ali, às margens do canal de Aava, proclamei um jejum para nos humilharmos diante de nosso Deus e lhe pedirmos jornada segura para nós, para nossos filhos e para todos os nossos bens.</w:t>
+        <w:t xml:space="preserve"> Ali, às margens do canal de Aava, proclamei um jejum para nos humilharmos diante de Deus e lhe pedirmos jornada segura para nós, para nossos filhos e para todos os nossos bens.</w:t>
       </w:r>
     </w:p>
     <w:p>
@@ -4652,7 +4652,7 @@
         <w:rPr>
           <w:lang w:val="pt_PT" w:bidi="pt_PT"/>
         </w:rPr>
-        <w:t xml:space="preserve"> Fiquei constrangido em solicitar ao rei escolta militar e cavaleiros para nos protegerem de inimigos pelo caminho, pois havíamos declarado ao rei: 'A mão bondosa de nosso Deus favorece os que o buscam, mas seu poder e sua ira se voltam contra os que o abandonam'.</w:t>
+        <w:t xml:space="preserve"> Tive vergonha de pedir ao rei escolta militar e cavaleiros para nos protegerem de inimigos pelo caminho, pois havíamos declarado ao rei: “A mão bondosa de nosso Deus favorece os que o buscam, mas seu poder e sua ira se voltam contra os que o abandonam”.</w:t>
       </w:r>
     </w:p>
     <w:p>
@@ -4694,7 +4694,7 @@
         <w:rPr>
           <w:lang w:val="pt_PT" w:bidi="pt_PT"/>
         </w:rPr>
-        <w:t xml:space="preserve"> Escolhi doze dos principais sacerdotes — Serebias, Hasabias e dez de seus irmãos —</w:t>
+        <w:t xml:space="preserve"> Escolhi doze dos principais sacerdotes: Serebias, Hasabias e dez de seus irmãos,</w:t>
       </w:r>
     </w:p>
     <w:p>
@@ -4715,7 +4715,7 @@
         <w:rPr>
           <w:lang w:val="pt_PT" w:bidi="pt_PT"/>
         </w:rPr>
-        <w:t xml:space="preserve"> e pesei na frente deles a prata, o ouro e os utensílios que o rei, seus conselheiros, seus oficiais e todo o Israel presente haviam oferecido para o templo de nosso Deus.</w:t>
+        <w:t xml:space="preserve"> e pesei diante deles a prata, o ouro e os utensílios que o rei, seus conselheiros, seus oficiais e todo o Israel presente haviam oferecido para o templo de nosso Deus.</w:t>
       </w:r>
     </w:p>
     <w:p>
@@ -4757,7 +4757,7 @@
         <w:rPr>
           <w:lang w:val="pt_PT" w:bidi="pt_PT"/>
         </w:rPr>
-        <w:t xml:space="preserve"> vinte taças de ouro somando cerca de oito quilos e meio, além de dois objetos de bronze polido, de grande valor, comparáveis ao ouro.</w:t>
+        <w:t xml:space="preserve"> vinte taças de ouro, cada uma pesando oito quilos e meio, além de dois objetos de bronze polido, de grande valor, comparáveis ao ouro.</w:t>
       </w:r>
     </w:p>
     <w:p>
@@ -4778,7 +4778,7 @@
         <w:rPr>
           <w:lang w:val="pt_PT" w:bidi="pt_PT"/>
         </w:rPr>
-        <w:t xml:space="preserve"> Então lhes disse: "Vocês estão consagrados ao SENHOR, e também estes objetos. A prata e o ouro constituem oferta voluntária ao SENHOR, Deus de seus antepassados.</w:t>
+        <w:t xml:space="preserve"> Então lhes disse: “Vocês estão consagrados ao SENHOR, e também estes objetos. A prata e o ouro constituem oferta voluntária ao SENHOR, Deus de seus antepassados.</w:t>
       </w:r>
     </w:p>
     <w:p>
@@ -4799,7 +4799,7 @@
         <w:rPr>
           <w:lang w:val="pt_PT" w:bidi="pt_PT"/>
         </w:rPr>
-        <w:t xml:space="preserve"> Guardem-nos com diligência até que sejam novamente pesados nas salas do templo do SENHOR em Jerusalém, na frente dos chefes dos sacerdotes, dos levitas e dos líderes das famílias de Israel.</w:t>
+        <w:t xml:space="preserve"> Guardem esses tesouros com cuidado até que sejam novamente pesados nas salas do templo do SENHOR em Jerusalém, na frente dos chefes dos sacerdotes, dos levitas e dos líderes das famílias de Israel.</w:t>
       </w:r>
     </w:p>
     <w:p>
@@ -4841,7 +4841,7 @@
         <w:rPr>
           <w:lang w:val="pt_PT" w:bidi="pt_PT"/>
         </w:rPr>
-        <w:t xml:space="preserve"> No décimo segundo dia do primeiro mês partimos do canal de Aava em direção a Jerusalém. A mão do nosso Deus estava sobre nós, livrando-nos de emboscadas e ataques ao longo do caminho.</w:t>
+        <w:t xml:space="preserve"> No décimo segundo dia do primeiro mês partimos do canal de Aava em direção a Jerusalém. Deus estava conosco e nos livrou de emboscadas e ataques ao longo do caminho.</w:t>
       </w:r>
     </w:p>
     <w:p>
@@ -4925,7 +4925,7 @@
         <w:rPr>
           <w:lang w:val="pt_PT" w:bidi="pt_PT"/>
         </w:rPr>
-        <w:t xml:space="preserve"> Os exilados que regressaram do cativeiro ofereceram holocaustos ao Deus de Israel: 12 novilhos por todo o Israel, 96 carneiros, 77 cordeiros e 12 bodes como oferta pelo pecado; tudo foi apresentado como holocausto ao SENHOR.</w:t>
+        <w:t xml:space="preserve"> Os exilados que regressaram do cativeiro ofereceram holocaustos ao Deus de Israel: 12 novilhos por todo o Israel, 96 carneiros, 77 cordeiros e 12 bodes como oferta pelo pecado. Tudo foi apresentado como holocausto ao SENHOR.</w:t>
       </w:r>
     </w:p>
     <w:p>
@@ -4983,7 +4983,7 @@
         <w:rPr>
           <w:lang w:val="pt_PT" w:bidi="pt_PT"/>
         </w:rPr>
-        <w:t xml:space="preserve"> Depois que aquelas providências foram tomadas, vieram a mim alguns chefes, dizendo: "O povo de Israel — incluindo sacerdotes e levitas — não se manteve distinto dos povos da terra, mas adotou os costumes detestáveis dos cananeus, dos hititas, dos ferezeus, dos jebuseus, dos amonitas, dos moabitas, dos egípcios e dos amorreus.</w:t>
+        <w:t xml:space="preserve"> Depois que aquelas providências foram tomadas, vieram a mim alguns chefes, dizendo: “O povo de Israel — incluindo sacerdotes e levitas — não se manteve separado dos povos da terra, mas adotou os costumes detestáveis dos cananeus, dos hititas, dos ferezeus, dos jebuseus, dos amonitas, dos moabitas, dos egípcios e dos amorreus.</w:t>
       </w:r>
     </w:p>
     <w:p>
@@ -5004,7 +5004,7 @@
         <w:rPr>
           <w:lang w:val="pt_PT" w:bidi="pt_PT"/>
         </w:rPr>
-        <w:t xml:space="preserve"> Tomaram mulheres dessas nações para si e para seus filhos, de modo que a descendência santa se misturou com as nações da região. E os próprios líderes e os oficiais foram os primeiros a cometer tal infidelidade".</w:t>
+        <w:t xml:space="preserve"> Tomaram mulheres dessas nações para si e para seus filhos, de modo que a descendência santa se misturou com os povos da região. E os próprios líderes e oficiais foram os primeiros a cometer essa infidelidade”.</w:t>
       </w:r>
     </w:p>
     <w:p>
@@ -5046,7 +5046,7 @@
         <w:rPr>
           <w:lang w:val="pt_PT" w:bidi="pt_PT"/>
         </w:rPr>
-        <w:t xml:space="preserve"> Reuniram-se ao meu redor todos os que tremiam diante das palavras do Deus de Israel, consternados pela culpa dos que haviam regressado do exílio; e ali fiquei, aturdido, até a oferta da tarde.</w:t>
+        <w:t xml:space="preserve"> Então se juntaram a mim todos os que respeitavam as palavras do Deus de Israel e que estavam tristes por causa da infidelidade dos exilados. E eu fiquei ali, muito abalado, até a oferta da tarde.</w:t>
       </w:r>
     </w:p>
     <w:p>
@@ -5088,7 +5088,7 @@
         <w:rPr>
           <w:lang w:val="pt_PT" w:bidi="pt_PT"/>
         </w:rPr>
-        <w:t xml:space="preserve"> dizendo: "Ó meu Deus, sinto vergonha e humilhação ao erguer o rosto diante de ti, pois nossas faltas se amontoaram acima de nós, e nossa culpa alcança os céus.</w:t>
+        <w:t xml:space="preserve"> dizendo: “Ó meu Deus, sinto vergonha e humilhação ao erguer o rosto diante de ti, pois nossos pecados são muitos e nossa culpa chega até o céu.</w:t>
       </w:r>
     </w:p>
     <w:p>
@@ -5109,7 +5109,7 @@
         <w:rPr>
           <w:lang w:val="pt_PT" w:bidi="pt_PT"/>
         </w:rPr>
-        <w:t xml:space="preserve"> Desde os dias de nossos antepassados até hoje temos acumulado grande transgressão. Por causa disso, nós, nossos reis e nossos sacerdotes fomos entregues à espada, ao cativeiro, ao saque e à desonra diante de reis estrangeiros, como se vê agora.</w:t>
+        <w:t xml:space="preserve"> Desde os dias de nossos antepassados até hoje temos acumulado grande transgressão. Por isso, nós, nossos reis e nossos sacerdotes fomos entregues à espada, ao cativeiro, ao saque e à humilhação diante de reis estrangeiros, como se vê agora.</w:t>
       </w:r>
     </w:p>
     <w:p>
@@ -5130,7 +5130,7 @@
         <w:rPr>
           <w:lang w:val="pt_PT" w:bidi="pt_PT"/>
         </w:rPr>
-        <w:t xml:space="preserve"> Contudo, por breve período, o SENHOR, nosso Deus, nos concedeu favor: preservou um remanescente e deu-nos um firme apoio em seu lugar santo; assim trouxe luz aos nossos olhos e um pouco de alívio em meio à servidão.</w:t>
+        <w:t xml:space="preserve"> Contudo, por breve período, o SENHOR, nosso Deus, nos concedeu favor: preservou um remanescente e nos deu segurança neste lugar santo. Assim trouxe luz aos nossos olhos e um pouco de alívio em meio à servidão.</w:t>
       </w:r>
     </w:p>
     <w:p>
@@ -5151,7 +5151,7 @@
         <w:rPr>
           <w:lang w:val="pt_PT" w:bidi="pt_PT"/>
         </w:rPr>
-        <w:t xml:space="preserve"> Embora sejamos servos, não fomos abandonados em nossa servidão; antes, nosso Deus nos alcançou com benevolência diante dos reis da Pérsia, renovando-nos para reconstruir o templo do nosso Deus, restaurar suas ruínas e estabelecer proteção em Judá e em Jerusalém.</w:t>
+        <w:t xml:space="preserve"> Embora sejamos servos, não fomos abandonados em nossa servidão. Antes, nosso Deus nos alcançou com benevolência diante dos reis da Pérsia, renovando-nos para que pudéssemos reconstruir o templo do nosso Deus, restaurar suas ruínas e estabelecer proteção em Judá e em Jerusalém.</w:t>
       </w:r>
     </w:p>
     <w:p>
@@ -5172,7 +5172,7 @@
         <w:rPr>
           <w:lang w:val="pt_PT" w:bidi="pt_PT"/>
         </w:rPr>
-        <w:t xml:space="preserve"> E agora, ó nosso Deus, o que podemos dizer depois disso? Tornamos a abandonar teus mandamentos,</w:t>
+        <w:t xml:space="preserve"> E agora, ó nosso Deus, o que podemos dizer depois disso? Voltamos a desobedecer aos teus mandamentos,</w:t>
       </w:r>
     </w:p>
     <w:p>
@@ -5193,7 +5193,7 @@
         <w:rPr>
           <w:lang w:val="pt_PT" w:bidi="pt_PT"/>
         </w:rPr>
-        <w:t xml:space="preserve"> aqueles que nos transmitiste por meio dos profetas, teus servos, quando advertiste que a terra na qual estávamos entrando para possuí-la estava contaminada pelas práticas de suas nações, que a encheram de impureza de um extremo ao outro.</w:t>
+        <w:t xml:space="preserve"> aqueles que nos transmitiste por meio dos profetas, teus servos, quando advertiste que a terra na qual entraríamos para possuí-la estava contaminada pelas práticas das nações, que a encheram de impureza de um extremo ao outro.</w:t>
       </w:r>
     </w:p>
     <w:p>
@@ -5214,7 +5214,7 @@
         <w:rPr>
           <w:lang w:val="pt_PT" w:bidi="pt_PT"/>
         </w:rPr>
-        <w:t xml:space="preserve"> Ordenaste que não entregássemos nossas filhas aos filhos dessas nações, nem tomássemos suas filhas para nossos filhos, nem buscássemos sua prosperidade, para que fôssemos fortalecidos, desfrutássemos o melhor da terra e a deixássemos como herança permanente aos nossos descendentes.</w:t>
+        <w:t xml:space="preserve"> Ordenaste que não entregássemos nossas filhas aos filhos dessas nações, nem tomássemos suas filhas para nossos filhos, nem buscássemos a paz e o bem-estar desses povos, para que fôssemos fortalecidos, desfrutássemos o melhor da terra e a deixássemos como herança permanente aos nossos descendentes”.</w:t>
       </w:r>
     </w:p>
     <w:p>
@@ -5235,7 +5235,7 @@
         <w:rPr>
           <w:lang w:val="pt_PT" w:bidi="pt_PT"/>
         </w:rPr>
-        <w:t xml:space="preserve"> Depois de tudo o que nos sobreveio por nossas más obras e por nossa grande culpa — e ainda assim nos castigaste menos do que merecíamos, concedendo-nos este remanescente —</w:t>
+        <w:t xml:space="preserve"> Depois de tudo o que nos sobreveio por nossas más obras e por nossa grande culpa — e ainda assim nos castigaste menos do que merecíamos, concedendo-nos este remanescente —,</w:t>
       </w:r>
     </w:p>
     <w:p>
@@ -5256,7 +5256,7 @@
         <w:rPr>
           <w:lang w:val="pt_PT" w:bidi="pt_PT"/>
         </w:rPr>
-        <w:t xml:space="preserve"> voltaremos a violar teus preceitos e a nos unir por casamento com nações que praticam tais abominações? A tua ira não se acenderia até nos consumir, sem deixar sobrevivente algum?</w:t>
+        <w:t xml:space="preserve"> voltamos a violar teus preceitos e a nos unir por casamento com povos que fazem essas coisas más. A tua ira não se acenderia até nos consumir, sem deixar sobrevivente algum?</w:t>
       </w:r>
     </w:p>
     <w:p>
@@ -5277,7 +5277,7 @@
         <w:rPr>
           <w:lang w:val="pt_PT" w:bidi="pt_PT"/>
         </w:rPr>
-        <w:t xml:space="preserve"> Ó SENHOR, Deus de Israel, tu és justo! Permanecemos hoje como remanescente sobrevivente. Estamos aqui diante de ti com nossa culpa, conscientes de que, por causa dela, nenhum de nós pode subsistir diante de ti.</w:t>
+        <w:t xml:space="preserve"> Ó SENHOR, Deus de Israel, tu és justo! Permanecemos hoje como remanescente sobrevivente. Estamos aqui diante de ti com nossa culpa, sabendo que, por causa dela, ninguém de nós pode ficar diante de ti.</w:t>
       </w:r>
     </w:p>
     <w:p>
@@ -5314,7 +5314,7 @@
         <w:rPr>
           <w:lang w:val="pt_PT" w:bidi="pt_PT"/>
         </w:rPr>
-        <w:t xml:space="preserve"> Enquanto eu ainda orava, confessava e chorava, prostrado diante do templo de Deus, uma numerosa assembleia de israelitas — homens, mulheres e crianças — ajuntou-se ao meu redor, e todos choravam com grande pesar.</w:t>
+        <w:t xml:space="preserve"> Enquanto eu ainda orava, confessava e chorava, prostrado diante do templo de Deus, uma grande assembleia de israelitas — homens, mulheres e crianças — ajuntou-se ao meu redor, e todos choravam com grande pesar.</w:t>
       </w:r>
     </w:p>
     <w:p>
@@ -5335,7 +5335,7 @@
         <w:rPr>
           <w:lang w:val="pt_PT" w:bidi="pt_PT"/>
         </w:rPr>
-        <w:t xml:space="preserve"> Então Secanias, filho de Jeiel, da linhagem de Elão, tomou a palavra e disse: "Fomos infiéis ao nosso Deus, pois nos casamos com mulheres estrangeiras dentre os povos da terra. Contudo, mesmo assim, ainda há esperança para Israel.</w:t>
+        <w:t xml:space="preserve"> Então Secanias, filho de Jeiel, da família de Elão, tomou a palavra e disse: “Fomos infiéis ao nosso Deus, pois nos casamos com mulheres estrangeiras dentre os povos da terra. Contudo, ainda há esperança para Israel.</w:t>
       </w:r>
     </w:p>
     <w:p>
@@ -5356,7 +5356,7 @@
         <w:rPr>
           <w:lang w:val="pt_PT" w:bidi="pt_PT"/>
         </w:rPr>
-        <w:t xml:space="preserve"> Façamos agora um pacto diante do nosso Deus: despediremos essas mulheres e os filhos nascidos delas, conforme a orientação do meu senhor e dos que tremem diante dos mandamentos do nosso Deus. Proceda-se segundo a Lei.</w:t>
+        <w:t xml:space="preserve"> Agora façamos um pacto diante do nosso Deus: vamos mandar embora essas mulheres e os filhos que tiveram com elas, de acordo com o que o meu senhor orienta e com o que dizem os que obedecem aos mandamentos do nosso Deus. Que tudo seja feito conforme a lei.</w:t>
       </w:r>
     </w:p>
     <w:p>
@@ -5377,7 +5377,7 @@
         <w:rPr>
           <w:lang w:val="pt_PT" w:bidi="pt_PT"/>
         </w:rPr>
-        <w:t xml:space="preserve"> Levante-se, pois compete a você esta responsabilidade. Estaremos com você; seja resoluto e faça o que deve ser feito".</w:t>
+        <w:t xml:space="preserve"> Levante-se, pois essa responsabilidade é sua. Estaremos com você. Seja corajoso e faça o que deve ser feito”.</w:t>
       </w:r>
     </w:p>
     <w:p>
@@ -5398,7 +5398,7 @@
         <w:rPr>
           <w:lang w:val="pt_PT" w:bidi="pt_PT"/>
         </w:rPr>
-        <w:t xml:space="preserve"> Então me levantei e fiz com que os chefes dos sacerdotes, os levitas e todo o Israel jurassem cumprir essa decisão; e assim juraram.</w:t>
+        <w:t xml:space="preserve"> Então me levantei e fiz com que os chefes dos sacerdotes, os levitas e todo o Israel jurassem cumprir essa decisão. E assim juraram.</w:t>
       </w:r>
     </w:p>
     <w:p>
@@ -5419,7 +5419,7 @@
         <w:rPr>
           <w:lang w:val="pt_PT" w:bidi="pt_PT"/>
         </w:rPr>
-        <w:t xml:space="preserve"> Depois saí de diante do templo de Deus e fui para o quarto de Joanã, filho de Eliasibe. Permaneci ali sem comer nem beber, lamentando a transgressão dos que haviam regressado do exílio.</w:t>
+        <w:t xml:space="preserve"> Depois saí de diante do templo de Deus e fui para o quarto de Joanã, filho de Eliasibe. Permaneci ali sem comer nem beber, lamentando o pecado dos que haviam voltado do exílio.</w:t>
       </w:r>
     </w:p>
     <w:p>
@@ -5461,7 +5461,7 @@
         <w:rPr>
           <w:lang w:val="pt_PT" w:bidi="pt_PT"/>
         </w:rPr>
-        <w:t xml:space="preserve"> Ficou estabelecido que qualquer pessoa que não comparecesse dentro de três dias, conforme a deliberação dos líderes e das demais autoridades, teria seus bens confiscados e seria excluída da comunidade dos exilados.</w:t>
+        <w:t xml:space="preserve"> Ficou estabelecido que qualquer pessoa que não comparecesse dentro de três dias, conforme a decisão dos líderes e das autoridades, teria seus bens confiscados e seria excluída da comunidade dos que voltaram do exílio.</w:t>
       </w:r>
     </w:p>
     <w:p>
@@ -5482,7 +5482,7 @@
         <w:rPr>
           <w:lang w:val="pt_PT" w:bidi="pt_PT"/>
         </w:rPr>
-        <w:t xml:space="preserve"> Em três dias, todos os homens de Judá e de Benjamim se congregaram em Jerusalém; era o vigésimo dia do nono mês. O povo sentou-se na praça diante do templo de Deus, trêmulo por causa da gravidade do assunto e também pela chuva intensa.</w:t>
+        <w:t xml:space="preserve"> Em três dias, todos os homens de Judá e de Benjamim se reuniram em Jerusalém no vigésimo dia do nono mês. O povo sentou-se na praça diante do templo de Deus, trêmulo por causa da gravidade do assunto e da chuva intensa.</w:t>
       </w:r>
     </w:p>
     <w:p>
@@ -5503,7 +5503,7 @@
         <w:rPr>
           <w:lang w:val="pt_PT" w:bidi="pt_PT"/>
         </w:rPr>
-        <w:t xml:space="preserve"> Então me levantei e declarei: "Vocês foram infiéis quando se casaram com mulheres estrangeiras, aumentando a culpa de Israel.</w:t>
+        <w:t xml:space="preserve"> Então me levantei e declarei: “Vocês foram infiéis quando se casaram com mulheres estrangeiras, aumentando a culpa de Israel.</w:t>
       </w:r>
     </w:p>
     <w:p>
@@ -5524,7 +5524,7 @@
         <w:rPr>
           <w:lang w:val="pt_PT" w:bidi="pt_PT"/>
         </w:rPr>
-        <w:t xml:space="preserve"> Agora, confessem o pecado de vocês ao SENHOR, Deus de seus antepassados, e cumpram a vontade dele. Separem-se dos povos da terra e dessas mulheres".</w:t>
+        <w:t xml:space="preserve"> Agora, confessem o pecado de vocês ao SENHOR, Deus de seus antepassados, e cumpram a vontade dele: separem-se dos povos da terra e dessas mulheres”.</w:t>
       </w:r>
     </w:p>
     <w:p>
@@ -5545,7 +5545,7 @@
         <w:rPr>
           <w:lang w:val="pt_PT" w:bidi="pt_PT"/>
         </w:rPr>
-        <w:t xml:space="preserve"> Toda a comunidade respondeu em alta voz: "Estamos de acordo! Faremos como você disse.</w:t>
+        <w:t xml:space="preserve"> Toda a comunidade respondeu em alta voz: “Estamos de acordo! Faremos como você disse.</w:t>
       </w:r>
     </w:p>
     <w:p>
@@ -5566,7 +5566,7 @@
         <w:rPr>
           <w:lang w:val="pt_PT" w:bidi="pt_PT"/>
         </w:rPr>
-        <w:t xml:space="preserve"> Porém o povo é numeroso, e esta é estação de chuvas; não é possível permanecer ao relento por muito tempo. Além disso, não se trata de uma questão que se resolva em um ou dois dias, pois muitos incorreram nessa falta.</w:t>
+        <w:t xml:space="preserve"> Porém o povo é numeroso, e esta é estação de chuvas. Não é possível permanecer ao relento por muito tempo. Além disso, não se trata de uma questão que se resolva em um ou dois dias, pois muitos cometeram essa falta.</w:t>
       </w:r>
     </w:p>
     <w:p>
@@ -5587,7 +5587,7 @@
         <w:rPr>
           <w:lang w:val="pt_PT" w:bidi="pt_PT"/>
         </w:rPr>
-        <w:t xml:space="preserve"> Que nossos líderes representem toda a congregação. E cada homem que tenha tomado mulher estrangeira venha em data marcada, acompanhado das autoridades e juízes de sua cidade, até que se afaste de nós o ardor da ira de nosso Deus por causa dessa transgressão".</w:t>
+        <w:t xml:space="preserve"> Que nossos líderes representem toda a congregação. E cada homem que tenha tomado mulher estrangeira venha em data marcada, acompanhado das autoridades e juízes de sua cidade, até que se afaste de nós a ira do nosso Deus por causa dessa transgressão”.</w:t>
       </w:r>
     </w:p>
     <w:p>
@@ -5629,7 +5629,7 @@
         <w:rPr>
           <w:lang w:val="pt_PT" w:bidi="pt_PT"/>
         </w:rPr>
-        <w:t xml:space="preserve"> Assim procederam os repatriados. Escolhi chefes de famílias, um dentre cada casa patriarcal, todos designados nominalmente; e no primeiro dia do décimo mês começaram a examinar os casos.</w:t>
+        <w:t xml:space="preserve"> Assim procederam os repatriados. Escolhi chefes de famílias, um dentre cada casa patriarcal, todos designados nominalmente; e no primeiro dia do décimo mês começaram a analisar os casos.</w:t>
       </w:r>
     </w:p>
     <w:p>
@@ -5692,7 +5692,7 @@
         <w:rPr>
           <w:lang w:val="pt_PT" w:bidi="pt_PT"/>
         </w:rPr>
-        <w:t xml:space="preserve"> Eles se comprometeram formalmente a despedir suas mulheres, e cada um deles ofereceu um carneiro do rebanho como oferta pela culpa.</w:t>
+        <w:t xml:space="preserve"> Eles se comprometeram formalmente a despedir suas mulheres e cada um ofereceu um carneiro como oferta pela culpa.</w:t>
       </w:r>
     </w:p>
     <w:p>
@@ -6217,7 +6217,7 @@
         <w:rPr>
           <w:lang w:val="pt_PT" w:bidi="pt_PT"/>
         </w:rPr>
-        <w:t xml:space="preserve"> Todos esses haviam tomado mulheres estrangeiras; alguns deles tiveram filhos dessas uniões.</w:t>
+        <w:t xml:space="preserve"> Todos esses tinham se casado com mulheres estrangeiras; alguns deles tiveram filhos dessas uniões.</w:t>
       </w:r>
     </w:p>
     <w:sectPr>
